--- a/por/docx/008.content.docx
+++ b/por/docx/008.content.docx
@@ -19,7 +19,7 @@
         <w:rPr>
           <w:lang w:val="pt_PT" w:bidi="pt_PT"/>
         </w:rPr>
-        <w:t>Resource: Tyndale Open Study Notes</w:t>
+        <w:t>Resource: Aquifer Open Study Notes (Profiles)</w:t>
       </w:r>
       <w:r>
         <w:rPr>
@@ -112,7 +112,7 @@
         <w:rPr>
           <w:lang w:val="pt_PT" w:bidi="pt_PT"/>
         </w:rPr>
-        <w:t>Tyndale Open Study Notes</w:t>
+        <w:t>Aquifer Open Study Notes (Profiles)</w:t>
       </w:r>
     </w:p>
     <w:p>

--- a/por/docx/008.content.docx
+++ b/por/docx/008.content.docx
@@ -289,36 +289,24 @@
         </w:rPr>
         <w:t>Agripa perseguiu ativamente os primeiros cristãos. Ele é conhecido por matar o apóstolo Tiago e prender Pedro, ações que agradaram aos judeus (</w:t>
       </w:r>
-      <w:hyperlink r:id="rId13">
-        <w:r>
-          <w:rPr>
-            <w:lang w:val="pt_PT" w:bidi="pt_PT"/>
-          </w:rPr>
-          <w:rPr>
-            <w:color w:val="0000EE"/>
-            <w:u w:val="single"/>
-          </w:rPr>
-          <w:t>At 12.1–4</w:t>
-        </w:r>
-      </w:hyperlink>
+      <w:r>
+        <w:rPr>
+          <w:lang w:val="pt_PT" w:bidi="pt_PT"/>
+        </w:rPr>
+        <w:t>At 12.1–4</w:t>
+      </w:r>
       <w:r>
         <w:rPr>
           <w:lang w:val="pt_PT" w:bidi="pt_PT"/>
         </w:rPr>
         <w:t>). Os judeus gostavam dele mais do que de qualquer outro Herodes. Agripa morreu subitamente em 44 d.C., logo após seus súditos o elogiarem como um deus (</w:t>
       </w:r>
-      <w:hyperlink r:id="rId14">
-        <w:r>
-          <w:rPr>
-            <w:lang w:val="pt_PT" w:bidi="pt_PT"/>
-          </w:rPr>
-          <w:rPr>
-            <w:color w:val="0000EE"/>
-            <w:u w:val="single"/>
-          </w:rPr>
-          <w:t>At 12.20–23</w:t>
-        </w:r>
-      </w:hyperlink>
+      <w:r>
+        <w:rPr>
+          <w:lang w:val="pt_PT" w:bidi="pt_PT"/>
+        </w:rPr>
+        <w:t>At 12.20–23</w:t>
+      </w:r>
       <w:r>
         <w:rPr>
           <w:lang w:val="pt_PT" w:bidi="pt_PT"/>
@@ -374,36 +362,24 @@
           <w:lang w:val="pt_PT" w:bidi="pt_PT"/>
         </w:rPr>
       </w:r>
-      <w:hyperlink r:id="rId13">
-        <w:r>
-          <w:rPr>
-            <w:lang w:val="pt_PT" w:bidi="pt_PT"/>
-          </w:rPr>
-          <w:rPr>
-            <w:color w:val="0000EE"/>
-            <w:u w:val="single"/>
-          </w:rPr>
-          <w:t>Atos 12.1–4</w:t>
-        </w:r>
-      </w:hyperlink>
+      <w:r>
+        <w:rPr>
+          <w:lang w:val="pt_PT" w:bidi="pt_PT"/>
+        </w:rPr>
+        <w:t>Atos 12.1–4</w:t>
+      </w:r>
       <w:r>
         <w:rPr>
           <w:lang w:val="pt_PT" w:bidi="pt_PT"/>
         </w:rPr>
         <w:t>,</w:t>
       </w:r>
-      <w:hyperlink r:id="rId15">
-        <w:r>
-          <w:rPr>
-            <w:lang w:val="pt_PT" w:bidi="pt_PT"/>
-          </w:rPr>
-          <w:rPr>
-            <w:color w:val="0000EE"/>
-            <w:u w:val="single"/>
-          </w:rPr>
-          <w:t>18–23</w:t>
-        </w:r>
-      </w:hyperlink>
+      <w:r>
+        <w:rPr>
+          <w:lang w:val="pt_PT" w:bidi="pt_PT"/>
+        </w:rPr>
+        <w:t>18–23</w:t>
+      </w:r>
       <w:r>
         <w:rPr>
           <w:lang w:val="pt_PT" w:bidi="pt_PT"/>
@@ -452,18 +428,12 @@
         </w:rPr>
         <w:t>Herodes Agripa II era filho de Herodes Agripa I. Ele se tornou rei após seu pai e governou na Palestina de 50 a 100 d.C. Ele eventualmente controlou aproximadamente a mesma área que seu bisavô, Herodes, o Grande. Agripa II gerenciava o Tesouro do templo e podia nomear o sumo sacerdote. Ele era impopular entre os judeus devido ao seu relacionamento sexual inapropriado com sua irmã Berenice. Os romanos pediam seu conselho em questões religiosas. Isso provavelmente explica por que Festo o convidou para ouvir a defesa do apóstolo Paulo em Cesareia em 59 d.C. (</w:t>
       </w:r>
-      <w:hyperlink r:id="rId16">
-        <w:r>
-          <w:rPr>
-            <w:lang w:val="pt_PT" w:bidi="pt_PT"/>
-          </w:rPr>
-          <w:rPr>
-            <w:color w:val="0000EE"/>
-            <w:u w:val="single"/>
-          </w:rPr>
-          <w:t>At 25.13–26.32</w:t>
-        </w:r>
-      </w:hyperlink>
+      <w:r>
+        <w:rPr>
+          <w:lang w:val="pt_PT" w:bidi="pt_PT"/>
+        </w:rPr>
+        <w:t>At 25.13–26.32</w:t>
+      </w:r>
       <w:r>
         <w:rPr>
           <w:lang w:val="pt_PT" w:bidi="pt_PT"/>
@@ -613,18 +583,12 @@
           <w:lang w:val="pt_PT" w:bidi="pt_PT"/>
         </w:rPr>
       </w:r>
-      <w:hyperlink r:id="rId16">
-        <w:r>
-          <w:rPr>
-            <w:lang w:val="pt_PT" w:bidi="pt_PT"/>
-          </w:rPr>
-          <w:rPr>
-            <w:color w:val="0000EE"/>
-            <w:u w:val="single"/>
-          </w:rPr>
-          <w:t>Atos 25.13–26.32</w:t>
-        </w:r>
-      </w:hyperlink>
+      <w:r>
+        <w:rPr>
+          <w:lang w:val="pt_PT" w:bidi="pt_PT"/>
+        </w:rPr>
+        <w:t>Atos 25.13–26.32</w:t>
+      </w:r>
       <w:r>
         <w:rPr>
           <w:lang w:val="pt_PT" w:bidi="pt_PT"/>
@@ -701,72 +665,48 @@
         </w:rPr>
         <w:t>Herodes Antipas irritou muitos judeus ao se divorciar de sua esposa e casar-se com Herodias, que era esposa de seu meio-irmão, Herodes Filipe. Este casamento violou a lei de Moisés porque o irmão de Herodes, Filipe, ainda estava vivo (</w:t>
       </w:r>
-      <w:hyperlink r:id="rId17">
-        <w:r>
-          <w:rPr>
-            <w:lang w:val="pt_PT" w:bidi="pt_PT"/>
-          </w:rPr>
-          <w:rPr>
-            <w:color w:val="0000EE"/>
-            <w:u w:val="single"/>
-          </w:rPr>
-          <w:t>Lv 18.16</w:t>
-        </w:r>
-      </w:hyperlink>
+      <w:r>
+        <w:rPr>
+          <w:lang w:val="pt_PT" w:bidi="pt_PT"/>
+        </w:rPr>
+        <w:t>Lv 18.16</w:t>
+      </w:r>
       <w:r>
         <w:rPr>
           <w:lang w:val="pt_PT" w:bidi="pt_PT"/>
         </w:rPr>
         <w:t xml:space="preserve">; </w:t>
       </w:r>
-      <w:hyperlink r:id="rId18">
-        <w:r>
-          <w:rPr>
-            <w:lang w:val="pt_PT" w:bidi="pt_PT"/>
-          </w:rPr>
-          <w:rPr>
-            <w:color w:val="0000EE"/>
-            <w:u w:val="single"/>
-          </w:rPr>
-          <w:t>20.21</w:t>
-        </w:r>
-      </w:hyperlink>
+      <w:r>
+        <w:rPr>
+          <w:lang w:val="pt_PT" w:bidi="pt_PT"/>
+        </w:rPr>
+        <w:t>20.21</w:t>
+      </w:r>
       <w:r>
         <w:rPr>
           <w:lang w:val="pt_PT" w:bidi="pt_PT"/>
         </w:rPr>
         <w:t>). Quando João Batista criticou fortemente este casamento ilegal, Antipas o prendeu (</w:t>
       </w:r>
-      <w:hyperlink r:id="rId19">
-        <w:r>
-          <w:rPr>
-            <w:lang w:val="pt_PT" w:bidi="pt_PT"/>
-          </w:rPr>
-          <w:rPr>
-            <w:color w:val="0000EE"/>
-            <w:u w:val="single"/>
-          </w:rPr>
-          <w:t>Mc 6.17–18</w:t>
-        </w:r>
-      </w:hyperlink>
+      <w:r>
+        <w:rPr>
+          <w:lang w:val="pt_PT" w:bidi="pt_PT"/>
+        </w:rPr>
+        <w:t>Mc 6.17–18</w:t>
+      </w:r>
       <w:r>
         <w:rPr>
           <w:lang w:val="pt_PT" w:bidi="pt_PT"/>
         </w:rPr>
         <w:t>). Herodes temia que a crítica de João causasse uma revolta contra ele (Antiguidades 18.5.2). Mais tarde, em um banquete, a filha de Herodias impressionou Herodes com sua dança. Isso o levou a fazer uma promessa imprudente de dar a ela qualquer coisa que quisesse. Herodias aproveitou essa oportunidade para mandar decapitar João (</w:t>
       </w:r>
-      <w:hyperlink r:id="rId20">
-        <w:r>
-          <w:rPr>
-            <w:lang w:val="pt_PT" w:bidi="pt_PT"/>
-          </w:rPr>
-          <w:rPr>
-            <w:color w:val="0000EE"/>
-            <w:u w:val="single"/>
-          </w:rPr>
-          <w:t>Mt 14.1–12</w:t>
-        </w:r>
-      </w:hyperlink>
+      <w:r>
+        <w:rPr>
+          <w:lang w:val="pt_PT" w:bidi="pt_PT"/>
+        </w:rPr>
+        <w:t>Mt 14.1–12</w:t>
+      </w:r>
       <w:r>
         <w:rPr>
           <w:lang w:val="pt_PT" w:bidi="pt_PT"/>
@@ -787,54 +727,36 @@
         </w:rPr>
         <w:t>Quando Jesus foi finalmente preso, Pilatos não encontrou nenhuma culpa nele, então o enviou a Herodes Antipas, que estava em Jerusalém para a Páscoa. Pilatos também pode ter tentado melhorar seu relacionamento com Antipas. O relacionamento deles estava conturbado desde o massacre na Galileia (</w:t>
       </w:r>
-      <w:hyperlink r:id="rId21">
-        <w:r>
-          <w:rPr>
-            <w:lang w:val="pt_PT" w:bidi="pt_PT"/>
-          </w:rPr>
-          <w:rPr>
-            <w:color w:val="0000EE"/>
-            <w:u w:val="single"/>
-          </w:rPr>
-          <w:t>Lc 13.1</w:t>
-        </w:r>
-      </w:hyperlink>
+      <w:r>
+        <w:rPr>
+          <w:lang w:val="pt_PT" w:bidi="pt_PT"/>
+        </w:rPr>
+        <w:t>Lc 13.1</w:t>
+      </w:r>
       <w:r>
         <w:rPr>
           <w:lang w:val="pt_PT" w:bidi="pt_PT"/>
         </w:rPr>
         <w:t>). Pilatos também havia levado escudos com a imagem de Tibério para Jerusalém. Estes eram blasfemos para os judeus (Filo, Sobre a Embaixada a Gaio 299–304). Essas ações desrespeitaram grandemente Deus e suas leis, o que ofendeu profundamente o povo judeu. Quando Jesus foi levado perante Antipas, Herodes apenas zombou dele e o enviou de volta a Pilatos (</w:t>
       </w:r>
-      <w:hyperlink r:id="rId22">
-        <w:r>
-          <w:rPr>
-            <w:lang w:val="pt_PT" w:bidi="pt_PT"/>
-          </w:rPr>
-          <w:rPr>
-            <w:color w:val="0000EE"/>
-            <w:u w:val="single"/>
-          </w:rPr>
-          <w:t>Lc 23.6–11</w:t>
-        </w:r>
-      </w:hyperlink>
+      <w:r>
+        <w:rPr>
+          <w:lang w:val="pt_PT" w:bidi="pt_PT"/>
+        </w:rPr>
+        <w:t>Lc 23.6–11</w:t>
+      </w:r>
       <w:r>
         <w:rPr>
           <w:lang w:val="pt_PT" w:bidi="pt_PT"/>
         </w:rPr>
         <w:t>). O principal efeito político deste evento foi que o relacionamento de Herodes e Pilatos melhorou (</w:t>
       </w:r>
-      <w:hyperlink r:id="rId23">
-        <w:r>
-          <w:rPr>
-            <w:lang w:val="pt_PT" w:bidi="pt_PT"/>
-          </w:rPr>
-          <w:rPr>
-            <w:color w:val="0000EE"/>
-            <w:u w:val="single"/>
-          </w:rPr>
-          <w:t>Lc 23.12</w:t>
-        </w:r>
-      </w:hyperlink>
+      <w:r>
+        <w:rPr>
+          <w:lang w:val="pt_PT" w:bidi="pt_PT"/>
+        </w:rPr>
+        <w:t>Lc 23.12</w:t>
+      </w:r>
       <w:r>
         <w:rPr>
           <w:lang w:val="pt_PT" w:bidi="pt_PT"/>
@@ -878,180 +800,120 @@
           <w:lang w:val="pt_PT" w:bidi="pt_PT"/>
         </w:rPr>
       </w:r>
-      <w:hyperlink r:id="rId20">
-        <w:r>
-          <w:rPr>
-            <w:lang w:val="pt_PT" w:bidi="pt_PT"/>
-          </w:rPr>
-          <w:rPr>
-            <w:color w:val="0000EE"/>
-            <w:u w:val="single"/>
-          </w:rPr>
-          <w:t>Mateus 14.1–12</w:t>
-        </w:r>
-      </w:hyperlink>
+      <w:r>
+        <w:rPr>
+          <w:lang w:val="pt_PT" w:bidi="pt_PT"/>
+        </w:rPr>
+        <w:t>Mateus 14.1–12</w:t>
+      </w:r>
       <w:r>
         <w:rPr>
           <w:lang w:val="pt_PT" w:bidi="pt_PT"/>
         </w:rPr>
         <w:t xml:space="preserve">; </w:t>
       </w:r>
-      <w:hyperlink r:id="rId24">
-        <w:r>
-          <w:rPr>
-            <w:lang w:val="pt_PT" w:bidi="pt_PT"/>
-          </w:rPr>
-          <w:rPr>
-            <w:color w:val="0000EE"/>
-            <w:u w:val="single"/>
-          </w:rPr>
-          <w:t>Marcos 1.14</w:t>
-        </w:r>
-      </w:hyperlink>
+      <w:r>
+        <w:rPr>
+          <w:lang w:val="pt_PT" w:bidi="pt_PT"/>
+        </w:rPr>
+        <w:t>Marcos 1.14</w:t>
+      </w:r>
       <w:r>
         <w:rPr>
           <w:lang w:val="pt_PT" w:bidi="pt_PT"/>
         </w:rPr>
         <w:t xml:space="preserve">; </w:t>
       </w:r>
-      <w:hyperlink r:id="rId25">
-        <w:r>
-          <w:rPr>
-            <w:lang w:val="pt_PT" w:bidi="pt_PT"/>
-          </w:rPr>
-          <w:rPr>
-            <w:color w:val="0000EE"/>
-            <w:u w:val="single"/>
-          </w:rPr>
-          <w:t>6.14–29</w:t>
-        </w:r>
-      </w:hyperlink>
+      <w:r>
+        <w:rPr>
+          <w:lang w:val="pt_PT" w:bidi="pt_PT"/>
+        </w:rPr>
+        <w:t>6.14–29</w:t>
+      </w:r>
       <w:r>
         <w:rPr>
           <w:lang w:val="pt_PT" w:bidi="pt_PT"/>
         </w:rPr>
         <w:t xml:space="preserve">; </w:t>
       </w:r>
-      <w:hyperlink r:id="rId26">
-        <w:r>
-          <w:rPr>
-            <w:lang w:val="pt_PT" w:bidi="pt_PT"/>
-          </w:rPr>
-          <w:rPr>
-            <w:color w:val="0000EE"/>
-            <w:u w:val="single"/>
-          </w:rPr>
-          <w:t>Lucas 3.1</w:t>
-        </w:r>
-      </w:hyperlink>
+      <w:r>
+        <w:rPr>
+          <w:lang w:val="pt_PT" w:bidi="pt_PT"/>
+        </w:rPr>
+        <w:t>Lucas 3.1</w:t>
+      </w:r>
       <w:r>
         <w:rPr>
           <w:lang w:val="pt_PT" w:bidi="pt_PT"/>
         </w:rPr>
         <w:t>,</w:t>
       </w:r>
-      <w:hyperlink r:id="rId27">
-        <w:r>
-          <w:rPr>
-            <w:lang w:val="pt_PT" w:bidi="pt_PT"/>
-          </w:rPr>
-          <w:rPr>
-            <w:color w:val="0000EE"/>
-            <w:u w:val="single"/>
-          </w:rPr>
-          <w:t>19–20</w:t>
-        </w:r>
-      </w:hyperlink>
+      <w:r>
+        <w:rPr>
+          <w:lang w:val="pt_PT" w:bidi="pt_PT"/>
+        </w:rPr>
+        <w:t>19–20</w:t>
+      </w:r>
       <w:r>
         <w:rPr>
           <w:lang w:val="pt_PT" w:bidi="pt_PT"/>
         </w:rPr>
         <w:t xml:space="preserve">; </w:t>
       </w:r>
-      <w:hyperlink r:id="rId28">
-        <w:r>
-          <w:rPr>
-            <w:lang w:val="pt_PT" w:bidi="pt_PT"/>
-          </w:rPr>
-          <w:rPr>
-            <w:color w:val="0000EE"/>
-            <w:u w:val="single"/>
-          </w:rPr>
-          <w:t>9.7–9</w:t>
-        </w:r>
-      </w:hyperlink>
+      <w:r>
+        <w:rPr>
+          <w:lang w:val="pt_PT" w:bidi="pt_PT"/>
+        </w:rPr>
+        <w:t>9.7–9</w:t>
+      </w:r>
       <w:r>
         <w:rPr>
           <w:lang w:val="pt_PT" w:bidi="pt_PT"/>
         </w:rPr>
         <w:t xml:space="preserve">; </w:t>
       </w:r>
-      <w:hyperlink r:id="rId29">
-        <w:r>
-          <w:rPr>
-            <w:lang w:val="pt_PT" w:bidi="pt_PT"/>
-          </w:rPr>
-          <w:rPr>
-            <w:color w:val="0000EE"/>
-            <w:u w:val="single"/>
-          </w:rPr>
-          <w:t>13.31–33</w:t>
-        </w:r>
-      </w:hyperlink>
+      <w:r>
+        <w:rPr>
+          <w:lang w:val="pt_PT" w:bidi="pt_PT"/>
+        </w:rPr>
+        <w:t>13.31–33</w:t>
+      </w:r>
       <w:r>
         <w:rPr>
           <w:lang w:val="pt_PT" w:bidi="pt_PT"/>
         </w:rPr>
         <w:t xml:space="preserve">; </w:t>
       </w:r>
-      <w:hyperlink r:id="rId30">
-        <w:r>
-          <w:rPr>
-            <w:lang w:val="pt_PT" w:bidi="pt_PT"/>
-          </w:rPr>
-          <w:rPr>
-            <w:color w:val="0000EE"/>
-            <w:u w:val="single"/>
-          </w:rPr>
-          <w:t>23.7–12</w:t>
-        </w:r>
-      </w:hyperlink>
+      <w:r>
+        <w:rPr>
+          <w:lang w:val="pt_PT" w:bidi="pt_PT"/>
+        </w:rPr>
+        <w:t>23.7–12</w:t>
+      </w:r>
       <w:r>
         <w:rPr>
           <w:lang w:val="pt_PT" w:bidi="pt_PT"/>
         </w:rPr>
         <w:t xml:space="preserve">, </w:t>
       </w:r>
-      <w:hyperlink r:id="rId31">
-        <w:r>
-          <w:rPr>
-            <w:lang w:val="pt_PT" w:bidi="pt_PT"/>
-          </w:rPr>
-          <w:rPr>
-            <w:color w:val="0000EE"/>
-            <w:u w:val="single"/>
-          </w:rPr>
-          <w:t>15</w:t>
-        </w:r>
-      </w:hyperlink>
+      <w:r>
+        <w:rPr>
+          <w:lang w:val="pt_PT" w:bidi="pt_PT"/>
+        </w:rPr>
+        <w:t>15</w:t>
+      </w:r>
       <w:r>
         <w:rPr>
           <w:lang w:val="pt_PT" w:bidi="pt_PT"/>
         </w:rPr>
         <w:t xml:space="preserve">; </w:t>
       </w:r>
-      <w:hyperlink r:id="rId32">
-        <w:r>
-          <w:rPr>
-            <w:lang w:val="pt_PT" w:bidi="pt_PT"/>
-          </w:rPr>
-          <w:rPr>
-            <w:color w:val="0000EE"/>
-            <w:u w:val="single"/>
-          </w:rPr>
-          <w:t>Atos 4.27</w:t>
-        </w:r>
-      </w:hyperlink>
+      <w:r>
+        <w:rPr>
+          <w:lang w:val="pt_PT" w:bidi="pt_PT"/>
+        </w:rPr>
+        <w:t>Atos 4.27</w:t>
+      </w:r>
       <w:r>
         <w:rPr>
           <w:lang w:val="pt_PT" w:bidi="pt_PT"/>
@@ -1100,36 +962,24 @@
         </w:rPr>
         <w:t>Herodes, o Grande, foi o rei nomeado pelos romanos da Judeia de 37 a 4 a.C. Herodes, o Grande, era rei quando Jesus nasceu (</w:t>
       </w:r>
-      <w:hyperlink r:id="rId33">
-        <w:r>
-          <w:rPr>
-            <w:lang w:val="pt_PT" w:bidi="pt_PT"/>
-          </w:rPr>
-          <w:rPr>
-            <w:color w:val="0000EE"/>
-            <w:u w:val="single"/>
-          </w:rPr>
-          <w:t>Mt 2.1</w:t>
-        </w:r>
-      </w:hyperlink>
+      <w:r>
+        <w:rPr>
+          <w:lang w:val="pt_PT" w:bidi="pt_PT"/>
+        </w:rPr>
+        <w:t>Mt 2.1</w:t>
+      </w:r>
       <w:r>
         <w:rPr>
           <w:lang w:val="pt_PT" w:bidi="pt_PT"/>
         </w:rPr>
         <w:t xml:space="preserve">; </w:t>
       </w:r>
-      <w:hyperlink r:id="rId34">
-        <w:r>
-          <w:rPr>
-            <w:lang w:val="pt_PT" w:bidi="pt_PT"/>
-          </w:rPr>
-          <w:rPr>
-            <w:color w:val="0000EE"/>
-            <w:u w:val="single"/>
-          </w:rPr>
-          <w:t>Lc 1.5</w:t>
-        </w:r>
-      </w:hyperlink>
+      <w:r>
+        <w:rPr>
+          <w:lang w:val="pt_PT" w:bidi="pt_PT"/>
+        </w:rPr>
+        <w:t>Lc 1.5</w:t>
+      </w:r>
       <w:r>
         <w:rPr>
           <w:lang w:val="pt_PT" w:bidi="pt_PT"/>
@@ -1229,18 +1079,12 @@
         </w:rPr>
         <w:t xml:space="preserve">). Quando Jesus nasceu perto do final do reinado de Herodes e Herodes ouviu chamá-lo de futuro “rei”, ele tentou matá-lo. Incapaz de encontrar o menino, Herodes ordenou a morte de todos os meninos com menos de dois anos na área de Belém (veja </w:t>
       </w:r>
-      <w:hyperlink r:id="rId35">
-        <w:r>
-          <w:rPr>
-            <w:lang w:val="pt_PT" w:bidi="pt_PT"/>
-          </w:rPr>
-          <w:rPr>
-            <w:color w:val="0000EE"/>
-            <w:u w:val="single"/>
-          </w:rPr>
-          <w:t>Mt 2.1–20</w:t>
-        </w:r>
-      </w:hyperlink>
+      <w:r>
+        <w:rPr>
+          <w:lang w:val="pt_PT" w:bidi="pt_PT"/>
+        </w:rPr>
+        <w:t>Mt 2.1–20</w:t>
+      </w:r>
       <w:r>
         <w:rPr>
           <w:lang w:val="pt_PT" w:bidi="pt_PT"/>
@@ -1284,36 +1128,24 @@
           <w:lang w:val="pt_PT" w:bidi="pt_PT"/>
         </w:rPr>
       </w:r>
-      <w:hyperlink r:id="rId35">
-        <w:r>
-          <w:rPr>
-            <w:lang w:val="pt_PT" w:bidi="pt_PT"/>
-          </w:rPr>
-          <w:rPr>
-            <w:color w:val="0000EE"/>
-            <w:u w:val="single"/>
-          </w:rPr>
-          <w:t>Mateus 2.1–20</w:t>
-        </w:r>
-      </w:hyperlink>
+      <w:r>
+        <w:rPr>
+          <w:lang w:val="pt_PT" w:bidi="pt_PT"/>
+        </w:rPr>
+        <w:t>Mateus 2.1–20</w:t>
+      </w:r>
       <w:r>
         <w:rPr>
           <w:lang w:val="pt_PT" w:bidi="pt_PT"/>
         </w:rPr>
         <w:t xml:space="preserve">; </w:t>
       </w:r>
-      <w:hyperlink r:id="rId34">
-        <w:r>
-          <w:rPr>
-            <w:lang w:val="pt_PT" w:bidi="pt_PT"/>
-          </w:rPr>
-          <w:rPr>
-            <w:color w:val="0000EE"/>
-            <w:u w:val="single"/>
-          </w:rPr>
-          <w:t>Lucas 1.5</w:t>
-        </w:r>
-      </w:hyperlink>
+      <w:r>
+        <w:rPr>
+          <w:lang w:val="pt_PT" w:bidi="pt_PT"/>
+        </w:rPr>
+        <w:t>Lucas 1.5</w:t>
+      </w:r>
       <w:r>
         <w:rPr>
           <w:lang w:val="pt_PT" w:bidi="pt_PT"/>
@@ -1390,144 +1222,96 @@
         </w:rPr>
         <w:t>Hete, o ancestral dos hititas, é o segundo filho de Canaã na "tabela das nações" (</w:t>
       </w:r>
-      <w:hyperlink r:id="rId36">
-        <w:r>
-          <w:rPr>
-            <w:lang w:val="pt_PT" w:bidi="pt_PT"/>
-          </w:rPr>
-          <w:rPr>
-            <w:color w:val="0000EE"/>
-            <w:u w:val="single"/>
-          </w:rPr>
-          <w:t>Gn 10.15</w:t>
-        </w:r>
-      </w:hyperlink>
+      <w:r>
+        <w:rPr>
+          <w:lang w:val="pt_PT" w:bidi="pt_PT"/>
+        </w:rPr>
+        <w:t>Gn 10.15</w:t>
+      </w:r>
       <w:r>
         <w:rPr>
           <w:lang w:val="pt_PT" w:bidi="pt_PT"/>
         </w:rPr>
         <w:t xml:space="preserve">; veja também </w:t>
       </w:r>
-      <w:hyperlink r:id="rId37">
-        <w:r>
-          <w:rPr>
-            <w:lang w:val="pt_PT" w:bidi="pt_PT"/>
-          </w:rPr>
-          <w:rPr>
-            <w:color w:val="0000EE"/>
-            <w:u w:val="single"/>
-          </w:rPr>
-          <w:t>1Cr 1.13</w:t>
-        </w:r>
-      </w:hyperlink>
+      <w:r>
+        <w:rPr>
+          <w:lang w:val="pt_PT" w:bidi="pt_PT"/>
+        </w:rPr>
+        <w:t>1Cr 1.13</w:t>
+      </w:r>
       <w:r>
         <w:rPr>
           <w:lang w:val="pt_PT" w:bidi="pt_PT"/>
         </w:rPr>
         <w:t xml:space="preserve"> e a nota de rodapé lá). A maioria das menções aos filhos de Hete está na história de Abraão comprando a caverna de Macpela (</w:t>
       </w:r>
-      <w:hyperlink r:id="rId38">
-        <w:r>
-          <w:rPr>
-            <w:lang w:val="pt_PT" w:bidi="pt_PT"/>
-          </w:rPr>
-          <w:rPr>
-            <w:color w:val="0000EE"/>
-            <w:u w:val="single"/>
-          </w:rPr>
-          <w:t>Gn 23</w:t>
-        </w:r>
-      </w:hyperlink>
+      <w:r>
+        <w:rPr>
+          <w:lang w:val="pt_PT" w:bidi="pt_PT"/>
+        </w:rPr>
+        <w:t>Gn 23</w:t>
+      </w:r>
       <w:r>
         <w:rPr>
           <w:lang w:val="pt_PT" w:bidi="pt_PT"/>
         </w:rPr>
         <w:t>). Mais tarde, Deus disse aos israelitas para destruírem todos os hititas na terra prometida (</w:t>
       </w:r>
-      <w:hyperlink r:id="rId39">
-        <w:r>
-          <w:rPr>
-            <w:lang w:val="pt_PT" w:bidi="pt_PT"/>
-          </w:rPr>
-          <w:rPr>
-            <w:color w:val="0000EE"/>
-            <w:u w:val="single"/>
-          </w:rPr>
-          <w:t>Dt 7.1–2</w:t>
-        </w:r>
-      </w:hyperlink>
+      <w:r>
+        <w:rPr>
+          <w:lang w:val="pt_PT" w:bidi="pt_PT"/>
+        </w:rPr>
+        <w:t>Dt 7.1–2</w:t>
+      </w:r>
       <w:r>
         <w:rPr>
           <w:lang w:val="pt_PT" w:bidi="pt_PT"/>
         </w:rPr>
         <w:t>). Mas os israelitas não obedeceram completamente a Deus (</w:t>
       </w:r>
-      <w:hyperlink r:id="rId40">
-        <w:r>
-          <w:rPr>
-            <w:lang w:val="pt_PT" w:bidi="pt_PT"/>
-          </w:rPr>
-          <w:rPr>
-            <w:color w:val="0000EE"/>
-            <w:u w:val="single"/>
-          </w:rPr>
-          <w:t>1Rs 9.20–21</w:t>
-        </w:r>
-      </w:hyperlink>
+      <w:r>
+        <w:rPr>
+          <w:lang w:val="pt_PT" w:bidi="pt_PT"/>
+        </w:rPr>
+        <w:t>1Rs 9.20–21</w:t>
+      </w:r>
       <w:r>
         <w:rPr>
           <w:lang w:val="pt_PT" w:bidi="pt_PT"/>
         </w:rPr>
         <w:t>). Alguns dos melhores guerreiros de Davi eram hititas (</w:t>
       </w:r>
-      <w:hyperlink r:id="rId41">
-        <w:r>
-          <w:rPr>
-            <w:lang w:val="pt_PT" w:bidi="pt_PT"/>
-          </w:rPr>
-          <w:rPr>
-            <w:color w:val="0000EE"/>
-            <w:u w:val="single"/>
-          </w:rPr>
-          <w:t>1Sm 26.6</w:t>
-        </w:r>
-      </w:hyperlink>
+      <w:r>
+        <w:rPr>
+          <w:lang w:val="pt_PT" w:bidi="pt_PT"/>
+        </w:rPr>
+        <w:t>1Sm 26.6</w:t>
+      </w:r>
       <w:r>
         <w:rPr>
           <w:lang w:val="pt_PT" w:bidi="pt_PT"/>
         </w:rPr>
         <w:t xml:space="preserve">; </w:t>
       </w:r>
-      <w:hyperlink r:id="rId42">
-        <w:r>
-          <w:rPr>
-            <w:lang w:val="pt_PT" w:bidi="pt_PT"/>
-          </w:rPr>
-          <w:rPr>
-            <w:color w:val="0000EE"/>
-            <w:u w:val="single"/>
-          </w:rPr>
-          <w:t>2Sm 11–12</w:t>
-        </w:r>
-      </w:hyperlink>
+      <w:r>
+        <w:rPr>
+          <w:lang w:val="pt_PT" w:bidi="pt_PT"/>
+        </w:rPr>
+        <w:t>2Sm 11–12</w:t>
+      </w:r>
       <w:r>
         <w:rPr>
           <w:lang w:val="pt_PT" w:bidi="pt_PT"/>
         </w:rPr>
         <w:t>). Salomão negociou com reis hititas (</w:t>
       </w:r>
-      <w:hyperlink r:id="rId43">
-        <w:r>
-          <w:rPr>
-            <w:lang w:val="pt_PT" w:bidi="pt_PT"/>
-          </w:rPr>
-          <w:rPr>
-            <w:color w:val="0000EE"/>
-            <w:u w:val="single"/>
-          </w:rPr>
-          <w:t>1Rs 10.29–11.1</w:t>
-        </w:r>
-      </w:hyperlink>
+      <w:r>
+        <w:rPr>
+          <w:lang w:val="pt_PT" w:bidi="pt_PT"/>
+        </w:rPr>
+        <w:t>1Rs 10.29–11.1</w:t>
+      </w:r>
       <w:r>
         <w:rPr>
           <w:lang w:val="pt_PT" w:bidi="pt_PT"/>
@@ -1557,126 +1341,84 @@
           <w:lang w:val="pt_PT" w:bidi="pt_PT"/>
         </w:rPr>
       </w:r>
-      <w:hyperlink r:id="rId44">
-        <w:r>
-          <w:rPr>
-            <w:lang w:val="pt_PT" w:bidi="pt_PT"/>
-          </w:rPr>
-          <w:rPr>
-            <w:color w:val="0000EE"/>
-            <w:u w:val="single"/>
-          </w:rPr>
-          <w:t>Gênesis 23.3–20</w:t>
-        </w:r>
-      </w:hyperlink>
+      <w:r>
+        <w:rPr>
+          <w:lang w:val="pt_PT" w:bidi="pt_PT"/>
+        </w:rPr>
+        <w:t>Gênesis 23.3–20</w:t>
+      </w:r>
       <w:r>
         <w:rPr>
           <w:lang w:val="pt_PT" w:bidi="pt_PT"/>
         </w:rPr>
         <w:t xml:space="preserve">; </w:t>
       </w:r>
-      <w:hyperlink r:id="rId45">
-        <w:r>
-          <w:rPr>
-            <w:lang w:val="pt_PT" w:bidi="pt_PT"/>
-          </w:rPr>
-          <w:rPr>
-            <w:color w:val="0000EE"/>
-            <w:u w:val="single"/>
-          </w:rPr>
-          <w:t>26.34–35</w:t>
-        </w:r>
-      </w:hyperlink>
+      <w:r>
+        <w:rPr>
+          <w:lang w:val="pt_PT" w:bidi="pt_PT"/>
+        </w:rPr>
+        <w:t>26.34–35</w:t>
+      </w:r>
       <w:r>
         <w:rPr>
           <w:lang w:val="pt_PT" w:bidi="pt_PT"/>
         </w:rPr>
         <w:t xml:space="preserve">; </w:t>
       </w:r>
-      <w:hyperlink r:id="rId46">
-        <w:r>
-          <w:rPr>
-            <w:lang w:val="pt_PT" w:bidi="pt_PT"/>
-          </w:rPr>
-          <w:rPr>
-            <w:color w:val="0000EE"/>
-            <w:u w:val="single"/>
-          </w:rPr>
-          <w:t>27.46–28.2</w:t>
-        </w:r>
-      </w:hyperlink>
+      <w:r>
+        <w:rPr>
+          <w:lang w:val="pt_PT" w:bidi="pt_PT"/>
+        </w:rPr>
+        <w:t>27.46–28.2</w:t>
+      </w:r>
       <w:r>
         <w:rPr>
           <w:lang w:val="pt_PT" w:bidi="pt_PT"/>
         </w:rPr>
         <w:t xml:space="preserve">; </w:t>
       </w:r>
-      <w:hyperlink r:id="rId47">
-        <w:r>
-          <w:rPr>
-            <w:lang w:val="pt_PT" w:bidi="pt_PT"/>
-          </w:rPr>
-          <w:rPr>
-            <w:color w:val="0000EE"/>
-            <w:u w:val="single"/>
-          </w:rPr>
-          <w:t>Deuteronômio 7.1</w:t>
-        </w:r>
-      </w:hyperlink>
+      <w:r>
+        <w:rPr>
+          <w:lang w:val="pt_PT" w:bidi="pt_PT"/>
+        </w:rPr>
+        <w:t>Deuteronômio 7.1</w:t>
+      </w:r>
       <w:r>
         <w:rPr>
           <w:lang w:val="pt_PT" w:bidi="pt_PT"/>
         </w:rPr>
         <w:t xml:space="preserve">; </w:t>
       </w:r>
-      <w:hyperlink r:id="rId41">
-        <w:r>
-          <w:rPr>
-            <w:lang w:val="pt_PT" w:bidi="pt_PT"/>
-          </w:rPr>
-          <w:rPr>
-            <w:color w:val="0000EE"/>
-            <w:u w:val="single"/>
-          </w:rPr>
-          <w:t>1 Samuel 26.6</w:t>
-        </w:r>
-      </w:hyperlink>
+      <w:r>
+        <w:rPr>
+          <w:lang w:val="pt_PT" w:bidi="pt_PT"/>
+        </w:rPr>
+        <w:t>1 Samuel 26.6</w:t>
+      </w:r>
       <w:r>
         <w:rPr>
           <w:lang w:val="pt_PT" w:bidi="pt_PT"/>
         </w:rPr>
         <w:t xml:space="preserve">; </w:t>
       </w:r>
-      <w:hyperlink r:id="rId48">
-        <w:r>
-          <w:rPr>
-            <w:lang w:val="pt_PT" w:bidi="pt_PT"/>
-          </w:rPr>
-          <w:rPr>
-            <w:color w:val="0000EE"/>
-            <w:u w:val="single"/>
-          </w:rPr>
-          <w:t>2 Samuel 11.2–27</w:t>
-        </w:r>
-      </w:hyperlink>
+      <w:r>
+        <w:rPr>
+          <w:lang w:val="pt_PT" w:bidi="pt_PT"/>
+        </w:rPr>
+        <w:t>2 Samuel 11.2–27</w:t>
+      </w:r>
       <w:r>
         <w:rPr>
           <w:lang w:val="pt_PT" w:bidi="pt_PT"/>
         </w:rPr>
         <w:t xml:space="preserve">; </w:t>
       </w:r>
-      <w:hyperlink r:id="rId49">
-        <w:r>
-          <w:rPr>
-            <w:lang w:val="pt_PT" w:bidi="pt_PT"/>
-          </w:rPr>
-          <w:rPr>
-            <w:color w:val="0000EE"/>
-            <w:u w:val="single"/>
-          </w:rPr>
-          <w:t>1 Reis 9.20</w:t>
-        </w:r>
-      </w:hyperlink>
+      <w:r>
+        <w:rPr>
+          <w:lang w:val="pt_PT" w:bidi="pt_PT"/>
+        </w:rPr>
+        <w:t>1 Reis 9.20</w:t>
+      </w:r>
       <w:r>
         <w:rPr>
           <w:lang w:val="pt_PT" w:bidi="pt_PT"/>
